--- a/public/report_templates/creditos/clientes/rptRiesgoCredito.docx
+++ b/public/report_templates/creditos/clientes/rptRiesgoCredito.docx
@@ -1,6 +1,6 @@
 
 <file path=word/document.xml><?xml version="1.0" encoding="utf-8"?>
-<w:document xmlns:wpc="http://schemas.microsoft.com/office/word/2010/wordprocessingCanvas" xmlns:cx="http://schemas.microsoft.com/office/drawing/2014/chartex" xmlns:cx1="http://schemas.microsoft.com/office/drawing/2015/9/8/chartex" xmlns:cx2="http://schemas.microsoft.com/office/drawing/2015/10/21/chartex" xmlns:cx3="http://schemas.microsoft.com/office/drawing/2016/5/9/chartex" xmlns:cx4="http://schemas.microsoft.com/office/drawing/2016/5/10/chartex" xmlns:cx5="http://schemas.microsoft.com/office/drawing/2016/5/11/chartex" xmlns:cx6="http://schemas.microsoft.com/office/drawing/2016/5/12/chartex" xmlns:cx7="http://schemas.microsoft.com/office/drawing/2016/5/13/chartex" xmlns:cx8="http://schemas.microsoft.com/office/drawing/2016/5/14/chartex" xmlns:mc="http://schemas.openxmlformats.org/markup-compatibility/2006" xmlns:aink="http://schemas.microsoft.com/office/drawing/2016/ink" xmlns:am3d="http://schemas.microsoft.com/office/drawing/2017/model3d" xmlns:o="urn:schemas-microsoft-com:office:office" xmlns:r="http://schemas.openxmlformats.org/officeDocument/2006/relationships" xmlns:m="http://schemas.openxmlformats.org/officeDocument/2006/math" xmlns:v="urn:schemas-microsoft-com:vml" xmlns:wp14="http://schemas.microsoft.com/office/word/2010/wordprocessingDrawing" xmlns:wp="http://schemas.openxmlformats.org/drawingml/2006/wordprocessingDrawing" xmlns:w10="urn:schemas-microsoft-com:office:word" xmlns:w="http://schemas.openxmlformats.org/wordprocessingml/2006/main" xmlns:w14="http://schemas.microsoft.com/office/word/2010/wordml" xmlns:w15="http://schemas.microsoft.com/office/word/2012/wordml" xmlns:w16cex="http://schemas.microsoft.com/office/word/2018/wordml/cex" xmlns:w16cid="http://schemas.microsoft.com/office/word/2016/wordml/cid" xmlns:w16="http://schemas.microsoft.com/office/word/2018/wordml" xmlns:w16sdtdh="http://schemas.microsoft.com/office/word/2020/wordml/sdtdatahash" xmlns:w16se="http://schemas.microsoft.com/office/word/2015/wordml/symex" xmlns:wpg="http://schemas.microsoft.com/office/word/2010/wordprocessingGroup" xmlns:wpi="http://schemas.microsoft.com/office/word/2010/wordprocessingInk" xmlns:wne="http://schemas.microsoft.com/office/word/2006/wordml" xmlns:wps="http://schemas.microsoft.com/office/word/2010/wordprocessingShape" mc:Ignorable="w14 w15 w16se w16cid w16 w16cex w16sdtdh wp14">
+<w:document xmlns:wpc="http://schemas.microsoft.com/office/word/2010/wordprocessingCanvas" xmlns:cx="http://schemas.microsoft.com/office/drawing/2014/chartex" xmlns:cx1="http://schemas.microsoft.com/office/drawing/2015/9/8/chartex" xmlns:cx2="http://schemas.microsoft.com/office/drawing/2015/10/21/chartex" xmlns:cx3="http://schemas.microsoft.com/office/drawing/2016/5/9/chartex" xmlns:cx4="http://schemas.microsoft.com/office/drawing/2016/5/10/chartex" xmlns:cx5="http://schemas.microsoft.com/office/drawing/2016/5/11/chartex" xmlns:cx6="http://schemas.microsoft.com/office/drawing/2016/5/12/chartex" xmlns:cx7="http://schemas.microsoft.com/office/drawing/2016/5/13/chartex" xmlns:cx8="http://schemas.microsoft.com/office/drawing/2016/5/14/chartex" xmlns:mc="http://schemas.openxmlformats.org/markup-compatibility/2006" xmlns:aink="http://schemas.microsoft.com/office/drawing/2016/ink" xmlns:am3d="http://schemas.microsoft.com/office/drawing/2017/model3d" xmlns:o="urn:schemas-microsoft-com:office:office" xmlns:oel="http://schemas.microsoft.com/office/2019/extlst" xmlns:r="http://schemas.openxmlformats.org/officeDocument/2006/relationships" xmlns:m="http://schemas.openxmlformats.org/officeDocument/2006/math" xmlns:v="urn:schemas-microsoft-com:vml" xmlns:wp14="http://schemas.microsoft.com/office/word/2010/wordprocessingDrawing" xmlns:wp="http://schemas.openxmlformats.org/drawingml/2006/wordprocessingDrawing" xmlns:w10="urn:schemas-microsoft-com:office:word" xmlns:w="http://schemas.openxmlformats.org/wordprocessingml/2006/main" xmlns:w14="http://schemas.microsoft.com/office/word/2010/wordml" xmlns:w15="http://schemas.microsoft.com/office/word/2012/wordml" xmlns:w16cex="http://schemas.microsoft.com/office/word/2018/wordml/cex" xmlns:w16cid="http://schemas.microsoft.com/office/word/2016/wordml/cid" xmlns:w16="http://schemas.microsoft.com/office/word/2018/wordml" xmlns:w16sdtdh="http://schemas.microsoft.com/office/word/2020/wordml/sdtdatahash" xmlns:w16se="http://schemas.microsoft.com/office/word/2015/wordml/symex" xmlns:wpg="http://schemas.microsoft.com/office/word/2010/wordprocessingGroup" xmlns:wpi="http://schemas.microsoft.com/office/word/2010/wordprocessingInk" xmlns:wne="http://schemas.microsoft.com/office/word/2006/wordml" xmlns:wps="http://schemas.microsoft.com/office/word/2010/wordprocessingShape" mc:Ignorable="w14 w15 w16se w16cid w16 w16cex w16sdtdh wp14">
   <w:body>
     <w:p>
       <w:pPr>
@@ -3645,7 +3645,7 @@
                 <v:stroke joinstyle="miter"/>
                 <v:path gradientshapeok="t" o:connecttype="rect"/>
               </v:shapetype>
-              <v:shape id="Cuadro de texto 2" o:spid="_x0000_s1026" type="#_x0000_t202" style="position:absolute;margin-left:47.85pt;margin-top:.55pt;width:179.65pt;height:22.35pt;z-index:251671552;visibility:visible;mso-wrap-style:square;mso-width-percent:0;mso-height-percent:0;mso-wrap-distance-left:9pt;mso-wrap-distance-top:3.6pt;mso-wrap-distance-right:9pt;mso-wrap-distance-bottom:3.6pt;mso-position-horizontal:absolute;mso-position-horizontal-relative:margin;mso-position-vertical:absolute;mso-position-vertical-relative:text;mso-width-percent:0;mso-height-percent:0;mso-width-relative:margin;mso-height-relative:margin;v-text-anchor:top" o:gfxdata="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" stroked="f">
+              <v:shape id="Cuadro de texto 2" o:spid="_x0000_s1026" type="#_x0000_t202" style="position:absolute;margin-left:47.85pt;margin-top:.55pt;width:179.65pt;height:22.35pt;z-index:251671552;visibility:visible;mso-wrap-style:square;mso-width-percent:0;mso-height-percent:0;mso-wrap-distance-left:9pt;mso-wrap-distance-top:3.6pt;mso-wrap-distance-right:9pt;mso-wrap-distance-bottom:3.6pt;mso-position-horizontal:absolute;mso-position-horizontal-relative:margin;mso-position-vertical:absolute;mso-position-vertical-relative:text;mso-width-percent:0;mso-height-percent:0;mso-width-relative:margin;mso-height-relative:margin;v-text-anchor:top" o:gfxdata="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" stroked="f">
                 <v:textbox>
                   <w:txbxContent>
                     <w:p>
@@ -3800,7 +3800,7 @@
           </mc:Choice>
           <mc:Fallback>
             <w:pict>
-              <v:shape w14:anchorId="79D82C7A" id="_x0000_s1027" type="#_x0000_t202" style="position:absolute;margin-left:46.6pt;margin-top:19.7pt;width:179.65pt;height:24.25pt;z-index:251659264;visibility:visible;mso-wrap-style:square;mso-width-percent:0;mso-height-percent:0;mso-wrap-distance-left:9pt;mso-wrap-distance-top:3.6pt;mso-wrap-distance-right:9pt;mso-wrap-distance-bottom:3.6pt;mso-position-horizontal:absolute;mso-position-horizontal-relative:margin;mso-position-vertical:absolute;mso-position-vertical-relative:text;mso-width-percent:0;mso-height-percent:0;mso-width-relative:margin;mso-height-relative:margin;v-text-anchor:top" o:gfxdata="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" stroked="f">
+              <v:shape w14:anchorId="79D82C7A" id="_x0000_s1027" type="#_x0000_t202" style="position:absolute;margin-left:46.6pt;margin-top:19.7pt;width:179.65pt;height:24.25pt;z-index:251659264;visibility:visible;mso-wrap-style:square;mso-width-percent:0;mso-height-percent:0;mso-wrap-distance-left:9pt;mso-wrap-distance-top:3.6pt;mso-wrap-distance-right:9pt;mso-wrap-distance-bottom:3.6pt;mso-position-horizontal:absolute;mso-position-horizontal-relative:margin;mso-position-vertical:absolute;mso-position-vertical-relative:text;mso-width-percent:0;mso-height-percent:0;mso-width-relative:margin;mso-height-relative:margin;v-text-anchor:top" o:gfxdata="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" stroked="f">
                 <v:textbox>
                   <w:txbxContent>
                     <w:p>
@@ -3935,7 +3935,7 @@
           </mc:Choice>
           <mc:Fallback>
             <w:pict>
-              <v:shape w14:anchorId="32F42887" id="_x0000_s1028" type="#_x0000_t202" style="position:absolute;margin-left:232.15pt;margin-top:19.8pt;width:179.65pt;height:24.4pt;z-index:251660288;visibility:visible;mso-wrap-style:square;mso-width-percent:0;mso-height-percent:0;mso-wrap-distance-left:9pt;mso-wrap-distance-top:3.6pt;mso-wrap-distance-right:9pt;mso-wrap-distance-bottom:3.6pt;mso-position-horizontal:absolute;mso-position-horizontal-relative:margin;mso-position-vertical:absolute;mso-position-vertical-relative:text;mso-width-percent:0;mso-height-percent:0;mso-width-relative:margin;mso-height-relative:margin;v-text-anchor:top" o:gfxdata="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" stroked="f">
+              <v:shape w14:anchorId="32F42887" id="_x0000_s1028" type="#_x0000_t202" style="position:absolute;margin-left:232.15pt;margin-top:19.8pt;width:179.65pt;height:24.4pt;z-index:251660288;visibility:visible;mso-wrap-style:square;mso-width-percent:0;mso-height-percent:0;mso-wrap-distance-left:9pt;mso-wrap-distance-top:3.6pt;mso-wrap-distance-right:9pt;mso-wrap-distance-bottom:3.6pt;mso-position-horizontal:absolute;mso-position-horizontal-relative:margin;mso-position-vertical:absolute;mso-position-vertical-relative:text;mso-width-percent:0;mso-height-percent:0;mso-width-relative:margin;mso-height-relative:margin;v-text-anchor:top" o:gfxdata="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" stroked="f">
                 <v:textbox>
                   <w:txbxContent>
                     <w:p>
@@ -4237,7 +4237,7 @@
           </mc:Choice>
           <mc:Fallback>
             <w:pict>
-              <v:shape w14:anchorId="7713820D" id="_x0000_s1029" type="#_x0000_t202" style="position:absolute;margin-left:0;margin-top:216.35pt;width:179.65pt;height:110.6pt;z-index:251663360;visibility:visible;mso-wrap-style:square;mso-width-percent:0;mso-height-percent:200;mso-wrap-distance-left:9pt;mso-wrap-distance-top:3.6pt;mso-wrap-distance-right:9pt;mso-wrap-distance-bottom:3.6pt;mso-position-horizontal:center;mso-position-horizontal-relative:margin;mso-position-vertical:absolute;mso-position-vertical-relative:text;mso-width-percent:0;mso-height-percent:200;mso-width-relative:margin;mso-height-relative:margin;v-text-anchor:top" o:gfxdata="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" stroked="f">
+              <v:shape w14:anchorId="7713820D" id="_x0000_s1029" type="#_x0000_t202" style="position:absolute;margin-left:0;margin-top:216.35pt;width:179.65pt;height:110.6pt;z-index:251663360;visibility:visible;mso-wrap-style:square;mso-width-percent:0;mso-height-percent:200;mso-wrap-distance-left:9pt;mso-wrap-distance-top:3.6pt;mso-wrap-distance-right:9pt;mso-wrap-distance-bottom:3.6pt;mso-position-horizontal:center;mso-position-horizontal-relative:margin;mso-position-vertical:absolute;mso-position-vertical-relative:text;mso-width-percent:0;mso-height-percent:200;mso-width-relative:margin;mso-height-relative:margin;v-text-anchor:top" o:gfxdata="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" stroked="f">
                 <v:textbox style="mso-fit-shape-to-text:t">
                   <w:txbxContent>
                     <w:p>
@@ -4396,7 +4396,7 @@
           </mc:Choice>
           <mc:Fallback>
             <w:pict>
-              <v:shape w14:anchorId="09992013" id="_x0000_s1030" type="#_x0000_t202" style="position:absolute;margin-left:46.9pt;margin-top:44.05pt;width:179.65pt;height:24.4pt;z-index:251661312;visibility:visible;mso-wrap-style:square;mso-width-percent:0;mso-height-percent:0;mso-wrap-distance-left:9pt;mso-wrap-distance-top:3.6pt;mso-wrap-distance-right:9pt;mso-wrap-distance-bottom:3.6pt;mso-position-horizontal:absolute;mso-position-horizontal-relative:margin;mso-position-vertical:absolute;mso-position-vertical-relative:text;mso-width-percent:0;mso-height-percent:0;mso-width-relative:margin;mso-height-relative:margin;v-text-anchor:top" o:gfxdata="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" stroked="f">
+              <v:shape w14:anchorId="09992013" id="_x0000_s1030" type="#_x0000_t202" style="position:absolute;margin-left:46.9pt;margin-top:44.05pt;width:179.65pt;height:24.4pt;z-index:251661312;visibility:visible;mso-wrap-style:square;mso-width-percent:0;mso-height-percent:0;mso-wrap-distance-left:9pt;mso-wrap-distance-top:3.6pt;mso-wrap-distance-right:9pt;mso-wrap-distance-bottom:3.6pt;mso-position-horizontal:absolute;mso-position-horizontal-relative:margin;mso-position-vertical:absolute;mso-position-vertical-relative:text;mso-width-percent:0;mso-height-percent:0;mso-width-relative:margin;mso-height-relative:margin;v-text-anchor:top" o:gfxdata="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" stroked="f">
                 <v:textbox>
                   <w:txbxContent>
                     <w:p>
@@ -4557,7 +4557,7 @@
           </mc:Choice>
           <mc:Fallback>
             <w:pict>
-              <v:shape w14:anchorId="344F37D1" id="_x0000_s1031" type="#_x0000_t202" style="position:absolute;left:0;text-align:left;margin-left:232.15pt;margin-top:25pt;width:179.65pt;height:24.4pt;z-index:251662336;visibility:visible;mso-wrap-style:square;mso-width-percent:0;mso-height-percent:0;mso-wrap-distance-left:9pt;mso-wrap-distance-top:3.6pt;mso-wrap-distance-right:9pt;mso-wrap-distance-bottom:3.6pt;mso-position-horizontal:absolute;mso-position-horizontal-relative:margin;mso-position-vertical:absolute;mso-position-vertical-relative:text;mso-width-percent:0;mso-height-percent:0;mso-width-relative:margin;mso-height-relative:margin;v-text-anchor:top" o:gfxdata="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" stroked="f">
+              <v:shape w14:anchorId="344F37D1" id="_x0000_s1031" type="#_x0000_t202" style="position:absolute;left:0;text-align:left;margin-left:232.15pt;margin-top:25pt;width:179.65pt;height:24.4pt;z-index:251662336;visibility:visible;mso-wrap-style:square;mso-width-percent:0;mso-height-percent:0;mso-wrap-distance-left:9pt;mso-wrap-distance-top:3.6pt;mso-wrap-distance-right:9pt;mso-wrap-distance-bottom:3.6pt;mso-position-horizontal:absolute;mso-position-horizontal-relative:margin;mso-position-vertical:absolute;mso-position-vertical-relative:text;mso-width-percent:0;mso-height-percent:0;mso-width-relative:margin;mso-height-relative:margin;v-text-anchor:top" o:gfxdata="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" stroked="f">
                 <v:textbox>
                   <w:txbxContent>
                     <w:p>
@@ -4633,77 +4633,35 @@
       <w:pPr>
         <w:rPr>
           <w:rFonts w:ascii="DejaVu Sans Light" w:hAnsi="DejaVu Sans Light" w:cs="DejaVu Sans Light"/>
-        </w:rPr>
-      </w:pPr>
-      <w:r>
-        <w:rPr>
-          <w:rFonts w:ascii="DejaVu Sans Light" w:hAnsi="DejaVu Sans Light" w:cs="DejaVu Sans Light"/>
           <w:noProof/>
           <w:color w:val="000000" w:themeColor="text1"/>
         </w:rPr>
-        <w:drawing>
-          <wp:anchor distT="0" distB="0" distL="114300" distR="114300" simplePos="0" relativeHeight="251679744" behindDoc="0" locked="0" layoutInCell="1" allowOverlap="1" wp14:anchorId="5A6BB0DF" wp14:editId="3B5B4A54">
-            <wp:simplePos x="0" y="0"/>
-            <wp:positionH relativeFrom="margin">
-              <wp:align>center</wp:align>
-            </wp:positionH>
-            <wp:positionV relativeFrom="paragraph">
-              <wp:posOffset>443783</wp:posOffset>
-            </wp:positionV>
-            <wp:extent cx="1485900" cy="998220"/>
-            <wp:effectExtent l="0" t="0" r="0" b="0"/>
-            <wp:wrapTopAndBottom/>
-            <wp:docPr id="10" name="Imagen 10"/>
-            <wp:cNvGraphicFramePr>
-              <a:graphicFrameLocks xmlns:a="http://schemas.openxmlformats.org/drawingml/2006/main" noChangeAspect="1"/>
-            </wp:cNvGraphicFramePr>
-            <a:graphic xmlns:a="http://schemas.openxmlformats.org/drawingml/2006/main">
-              <a:graphicData uri="http://schemas.openxmlformats.org/drawingml/2006/picture">
-                <pic:pic xmlns:pic="http://schemas.openxmlformats.org/drawingml/2006/picture">
-                  <pic:nvPicPr>
-                    <pic:cNvPr id="0" name="Picture 1"/>
-                    <pic:cNvPicPr>
-                      <a:picLocks noChangeAspect="1" noChangeArrowheads="1"/>
-                    </pic:cNvPicPr>
-                  </pic:nvPicPr>
-                  <pic:blipFill>
-                    <a:blip r:embed="rId7">
-                      <a:extLst>
-                        <a:ext uri="{28A0092B-C50C-407E-A947-70E740481C1C}">
-                          <a14:useLocalDpi xmlns:a14="http://schemas.microsoft.com/office/drawing/2010/main" val="0"/>
-                        </a:ext>
-                      </a:extLst>
-                    </a:blip>
-                    <a:srcRect/>
-                    <a:stretch>
-                      <a:fillRect/>
-                    </a:stretch>
-                  </pic:blipFill>
-                  <pic:spPr bwMode="auto">
-                    <a:xfrm>
-                      <a:off x="0" y="0"/>
-                      <a:ext cx="1485900" cy="998220"/>
-                    </a:xfrm>
-                    <a:prstGeom prst="rect">
-                      <a:avLst/>
-                    </a:prstGeom>
-                    <a:noFill/>
-                    <a:ln>
-                      <a:noFill/>
-                    </a:ln>
-                  </pic:spPr>
-                </pic:pic>
-              </a:graphicData>
-            </a:graphic>
-            <wp14:sizeRelH relativeFrom="margin">
-              <wp14:pctWidth>0</wp14:pctWidth>
-            </wp14:sizeRelH>
-            <wp14:sizeRelV relativeFrom="margin">
-              <wp14:pctHeight>0</wp14:pctHeight>
-            </wp14:sizeRelV>
-          </wp:anchor>
-        </w:drawing>
-      </w:r>
+      </w:pPr>
+    </w:p>
+    <w:p>
+      <w:pPr>
+        <w:rPr>
+          <w:rFonts w:ascii="DejaVu Sans Light" w:hAnsi="DejaVu Sans Light" w:cs="DejaVu Sans Light"/>
+          <w:noProof/>
+          <w:color w:val="000000" w:themeColor="text1"/>
+        </w:rPr>
+      </w:pPr>
+    </w:p>
+    <w:p>
+      <w:pPr>
+        <w:rPr>
+          <w:rFonts w:ascii="DejaVu Sans Light" w:hAnsi="DejaVu Sans Light" w:cs="DejaVu Sans Light"/>
+          <w:noProof/>
+          <w:color w:val="000000" w:themeColor="text1"/>
+        </w:rPr>
+      </w:pPr>
+    </w:p>
+    <w:p>
+      <w:pPr>
+        <w:rPr>
+          <w:rFonts w:ascii="DejaVu Sans Light" w:hAnsi="DejaVu Sans Light" w:cs="DejaVu Sans Light"/>
+        </w:rPr>
+      </w:pPr>
     </w:p>
     <w:p>
       <w:pPr>
@@ -7228,7 +7186,7 @@
           </mc:Choice>
           <mc:Fallback>
             <w:pict>
-              <v:shape w14:anchorId="00F41758" id="_x0000_s1032" type="#_x0000_t202" style="position:absolute;left:0;text-align:left;margin-left:275.8pt;margin-top:108.65pt;width:179.65pt;height:24.4pt;z-index:251675648;visibility:visible;mso-wrap-style:square;mso-width-percent:0;mso-height-percent:0;mso-wrap-distance-left:9pt;mso-wrap-distance-top:3.6pt;mso-wrap-distance-right:9pt;mso-wrap-distance-bottom:3.6pt;mso-position-horizontal:absolute;mso-position-horizontal-relative:margin;mso-position-vertical:absolute;mso-position-vertical-relative:text;mso-width-percent:0;mso-height-percent:0;mso-width-relative:margin;mso-height-relative:margin;v-text-anchor:top" o:gfxdata="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" stroked="f">
+              <v:shape w14:anchorId="00F41758" id="_x0000_s1032" type="#_x0000_t202" style="position:absolute;left:0;text-align:left;margin-left:275.8pt;margin-top:108.65pt;width:179.65pt;height:24.4pt;z-index:251675648;visibility:visible;mso-wrap-style:square;mso-width-percent:0;mso-height-percent:0;mso-wrap-distance-left:9pt;mso-wrap-distance-top:3.6pt;mso-wrap-distance-right:9pt;mso-wrap-distance-bottom:3.6pt;mso-position-horizontal:absolute;mso-position-horizontal-relative:margin;mso-position-vertical:absolute;mso-position-vertical-relative:text;mso-width-percent:0;mso-height-percent:0;mso-width-relative:margin;mso-height-relative:margin;v-text-anchor:top" o:gfxdata="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" stroked="f">
                 <v:textbox>
                   <w:txbxContent>
                     <w:p>
@@ -7362,7 +7320,7 @@
           </mc:Choice>
           <mc:Fallback>
             <w:pict>
-              <v:shape w14:anchorId="0F2C996B" id="_x0000_s1033" type="#_x0000_t202" style="position:absolute;left:0;text-align:left;margin-left:74.45pt;margin-top:108.4pt;width:179.65pt;height:24.4pt;z-index:251673600;visibility:visible;mso-wrap-style:square;mso-width-percent:0;mso-height-percent:0;mso-wrap-distance-left:9pt;mso-wrap-distance-top:3.6pt;mso-wrap-distance-right:9pt;mso-wrap-distance-bottom:3.6pt;mso-position-horizontal:absolute;mso-position-horizontal-relative:margin;mso-position-vertical:absolute;mso-position-vertical-relative:text;mso-width-percent:0;mso-height-percent:0;mso-width-relative:margin;mso-height-relative:margin;v-text-anchor:top" o:gfxdata="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" stroked="f">
+              <v:shape w14:anchorId="0F2C996B" id="_x0000_s1033" type="#_x0000_t202" style="position:absolute;left:0;text-align:left;margin-left:74.45pt;margin-top:108.4pt;width:179.65pt;height:24.4pt;z-index:251673600;visibility:visible;mso-wrap-style:square;mso-width-percent:0;mso-height-percent:0;mso-wrap-distance-left:9pt;mso-wrap-distance-top:3.6pt;mso-wrap-distance-right:9pt;mso-wrap-distance-bottom:3.6pt;mso-position-horizontal:absolute;mso-position-horizontal-relative:margin;mso-position-vertical:absolute;mso-position-vertical-relative:text;mso-width-percent:0;mso-height-percent:0;mso-width-relative:margin;mso-height-relative:margin;v-text-anchor:top" o:gfxdata="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" stroked="f">
                 <v:textbox>
                   <w:txbxContent>
                     <w:p>
@@ -9376,7 +9334,7 @@
           </mc:Choice>
           <mc:Fallback>
             <w:pict>
-              <v:shape w14:anchorId="05CD07E3" id="_x0000_s1034" type="#_x0000_t202" style="position:absolute;left:0;text-align:left;margin-left:0;margin-top:66.2pt;width:259.2pt;height:24.35pt;z-index:251677696;visibility:visible;mso-wrap-style:square;mso-width-percent:0;mso-height-percent:0;mso-wrap-distance-left:9pt;mso-wrap-distance-top:3.6pt;mso-wrap-distance-right:9pt;mso-wrap-distance-bottom:3.6pt;mso-position-horizontal:center;mso-position-horizontal-relative:margin;mso-position-vertical:absolute;mso-position-vertical-relative:text;mso-width-percent:0;mso-height-percent:0;mso-width-relative:margin;mso-height-relative:margin;v-text-anchor:top" o:gfxdata="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" stroked="f">
+              <v:shape w14:anchorId="05CD07E3" id="_x0000_s1034" type="#_x0000_t202" style="position:absolute;left:0;text-align:left;margin-left:0;margin-top:66.2pt;width:259.2pt;height:24.35pt;z-index:251677696;visibility:visible;mso-wrap-style:square;mso-width-percent:0;mso-height-percent:0;mso-wrap-distance-left:9pt;mso-wrap-distance-top:3.6pt;mso-wrap-distance-right:9pt;mso-wrap-distance-bottom:3.6pt;mso-position-horizontal:center;mso-position-horizontal-relative:margin;mso-position-vertical:absolute;mso-position-vertical-relative:text;mso-width-percent:0;mso-height-percent:0;mso-width-relative:margin;mso-height-relative:margin;v-text-anchor:top" o:gfxdata="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" stroked="f">
                 <v:textbox>
                   <w:txbxContent>
                     <w:p>
@@ -9424,7 +9382,7 @@
 </file>
 
 <file path=word/endnotes.xml><?xml version="1.0" encoding="utf-8"?>
-<w:endnotes xmlns:wpc="http://schemas.microsoft.com/office/word/2010/wordprocessingCanvas" xmlns:cx="http://schemas.microsoft.com/office/drawing/2014/chartex" xmlns:cx1="http://schemas.microsoft.com/office/drawing/2015/9/8/chartex" xmlns:cx2="http://schemas.microsoft.com/office/drawing/2015/10/21/chartex" xmlns:cx3="http://schemas.microsoft.com/office/drawing/2016/5/9/chartex" xmlns:cx4="http://schemas.microsoft.com/office/drawing/2016/5/10/chartex" xmlns:cx5="http://schemas.microsoft.com/office/drawing/2016/5/11/chartex" xmlns:cx6="http://schemas.microsoft.com/office/drawing/2016/5/12/chartex" xmlns:cx7="http://schemas.microsoft.com/office/drawing/2016/5/13/chartex" xmlns:cx8="http://schemas.microsoft.com/office/drawing/2016/5/14/chartex" xmlns:mc="http://schemas.openxmlformats.org/markup-compatibility/2006" xmlns:aink="http://schemas.microsoft.com/office/drawing/2016/ink" xmlns:am3d="http://schemas.microsoft.com/office/drawing/2017/model3d" xmlns:o="urn:schemas-microsoft-com:office:office" xmlns:r="http://schemas.openxmlformats.org/officeDocument/2006/relationships" xmlns:m="http://schemas.openxmlformats.org/officeDocument/2006/math" xmlns:v="urn:schemas-microsoft-com:vml" xmlns:wp14="http://schemas.microsoft.com/office/word/2010/wordprocessingDrawing" xmlns:wp="http://schemas.openxmlformats.org/drawingml/2006/wordprocessingDrawing" xmlns:w10="urn:schemas-microsoft-com:office:word" xmlns:w="http://schemas.openxmlformats.org/wordprocessingml/2006/main" xmlns:w14="http://schemas.microsoft.com/office/word/2010/wordml" xmlns:w15="http://schemas.microsoft.com/office/word/2012/wordml" xmlns:w16cex="http://schemas.microsoft.com/office/word/2018/wordml/cex" xmlns:w16cid="http://schemas.microsoft.com/office/word/2016/wordml/cid" xmlns:w16="http://schemas.microsoft.com/office/word/2018/wordml" xmlns:w16sdtdh="http://schemas.microsoft.com/office/word/2020/wordml/sdtdatahash" xmlns:w16se="http://schemas.microsoft.com/office/word/2015/wordml/symex" xmlns:wpg="http://schemas.microsoft.com/office/word/2010/wordprocessingGroup" xmlns:wpi="http://schemas.microsoft.com/office/word/2010/wordprocessingInk" xmlns:wne="http://schemas.microsoft.com/office/word/2006/wordml" xmlns:wps="http://schemas.microsoft.com/office/word/2010/wordprocessingShape" mc:Ignorable="w14 w15 w16se w16cid w16 w16cex w16sdtdh wp14">
+<w:endnotes xmlns:wpc="http://schemas.microsoft.com/office/word/2010/wordprocessingCanvas" xmlns:cx="http://schemas.microsoft.com/office/drawing/2014/chartex" xmlns:cx1="http://schemas.microsoft.com/office/drawing/2015/9/8/chartex" xmlns:cx2="http://schemas.microsoft.com/office/drawing/2015/10/21/chartex" xmlns:cx3="http://schemas.microsoft.com/office/drawing/2016/5/9/chartex" xmlns:cx4="http://schemas.microsoft.com/office/drawing/2016/5/10/chartex" xmlns:cx5="http://schemas.microsoft.com/office/drawing/2016/5/11/chartex" xmlns:cx6="http://schemas.microsoft.com/office/drawing/2016/5/12/chartex" xmlns:cx7="http://schemas.microsoft.com/office/drawing/2016/5/13/chartex" xmlns:cx8="http://schemas.microsoft.com/office/drawing/2016/5/14/chartex" xmlns:mc="http://schemas.openxmlformats.org/markup-compatibility/2006" xmlns:aink="http://schemas.microsoft.com/office/drawing/2016/ink" xmlns:am3d="http://schemas.microsoft.com/office/drawing/2017/model3d" xmlns:o="urn:schemas-microsoft-com:office:office" xmlns:oel="http://schemas.microsoft.com/office/2019/extlst" xmlns:r="http://schemas.openxmlformats.org/officeDocument/2006/relationships" xmlns:m="http://schemas.openxmlformats.org/officeDocument/2006/math" xmlns:v="urn:schemas-microsoft-com:vml" xmlns:wp14="http://schemas.microsoft.com/office/word/2010/wordprocessingDrawing" xmlns:wp="http://schemas.openxmlformats.org/drawingml/2006/wordprocessingDrawing" xmlns:w10="urn:schemas-microsoft-com:office:word" xmlns:w="http://schemas.openxmlformats.org/wordprocessingml/2006/main" xmlns:w14="http://schemas.microsoft.com/office/word/2010/wordml" xmlns:w15="http://schemas.microsoft.com/office/word/2012/wordml" xmlns:w16cex="http://schemas.microsoft.com/office/word/2018/wordml/cex" xmlns:w16cid="http://schemas.microsoft.com/office/word/2016/wordml/cid" xmlns:w16="http://schemas.microsoft.com/office/word/2018/wordml" xmlns:w16sdtdh="http://schemas.microsoft.com/office/word/2020/wordml/sdtdatahash" xmlns:w16se="http://schemas.microsoft.com/office/word/2015/wordml/symex" xmlns:wpg="http://schemas.microsoft.com/office/word/2010/wordprocessingGroup" xmlns:wpi="http://schemas.microsoft.com/office/word/2010/wordprocessingInk" xmlns:wne="http://schemas.microsoft.com/office/word/2006/wordml" xmlns:wps="http://schemas.microsoft.com/office/word/2010/wordprocessingShape" mc:Ignorable="w14 w15 w16se w16cid w16 w16cex w16sdtdh wp14">
   <w:endnote w:type="separator" w:id="-1">
     <w:p>
       <w:pPr>
@@ -9449,7 +9407,7 @@
 </file>
 
 <file path=word/footnotes.xml><?xml version="1.0" encoding="utf-8"?>
-<w:footnotes xmlns:wpc="http://schemas.microsoft.com/office/word/2010/wordprocessingCanvas" xmlns:cx="http://schemas.microsoft.com/office/drawing/2014/chartex" xmlns:cx1="http://schemas.microsoft.com/office/drawing/2015/9/8/chartex" xmlns:cx2="http://schemas.microsoft.com/office/drawing/2015/10/21/chartex" xmlns:cx3="http://schemas.microsoft.com/office/drawing/2016/5/9/chartex" xmlns:cx4="http://schemas.microsoft.com/office/drawing/2016/5/10/chartex" xmlns:cx5="http://schemas.microsoft.com/office/drawing/2016/5/11/chartex" xmlns:cx6="http://schemas.microsoft.com/office/drawing/2016/5/12/chartex" xmlns:cx7="http://schemas.microsoft.com/office/drawing/2016/5/13/chartex" xmlns:cx8="http://schemas.microsoft.com/office/drawing/2016/5/14/chartex" xmlns:mc="http://schemas.openxmlformats.org/markup-compatibility/2006" xmlns:aink="http://schemas.microsoft.com/office/drawing/2016/ink" xmlns:am3d="http://schemas.microsoft.com/office/drawing/2017/model3d" xmlns:o="urn:schemas-microsoft-com:office:office" xmlns:r="http://schemas.openxmlformats.org/officeDocument/2006/relationships" xmlns:m="http://schemas.openxmlformats.org/officeDocument/2006/math" xmlns:v="urn:schemas-microsoft-com:vml" xmlns:wp14="http://schemas.microsoft.com/office/word/2010/wordprocessingDrawing" xmlns:wp="http://schemas.openxmlformats.org/drawingml/2006/wordprocessingDrawing" xmlns:w10="urn:schemas-microsoft-com:office:word" xmlns:w="http://schemas.openxmlformats.org/wordprocessingml/2006/main" xmlns:w14="http://schemas.microsoft.com/office/word/2010/wordml" xmlns:w15="http://schemas.microsoft.com/office/word/2012/wordml" xmlns:w16cex="http://schemas.microsoft.com/office/word/2018/wordml/cex" xmlns:w16cid="http://schemas.microsoft.com/office/word/2016/wordml/cid" xmlns:w16="http://schemas.microsoft.com/office/word/2018/wordml" xmlns:w16sdtdh="http://schemas.microsoft.com/office/word/2020/wordml/sdtdatahash" xmlns:w16se="http://schemas.microsoft.com/office/word/2015/wordml/symex" xmlns:wpg="http://schemas.microsoft.com/office/word/2010/wordprocessingGroup" xmlns:wpi="http://schemas.microsoft.com/office/word/2010/wordprocessingInk" xmlns:wne="http://schemas.microsoft.com/office/word/2006/wordml" xmlns:wps="http://schemas.microsoft.com/office/word/2010/wordprocessingShape" mc:Ignorable="w14 w15 w16se w16cid w16 w16cex w16sdtdh wp14">
+<w:footnotes xmlns:wpc="http://schemas.microsoft.com/office/word/2010/wordprocessingCanvas" xmlns:cx="http://schemas.microsoft.com/office/drawing/2014/chartex" xmlns:cx1="http://schemas.microsoft.com/office/drawing/2015/9/8/chartex" xmlns:cx2="http://schemas.microsoft.com/office/drawing/2015/10/21/chartex" xmlns:cx3="http://schemas.microsoft.com/office/drawing/2016/5/9/chartex" xmlns:cx4="http://schemas.microsoft.com/office/drawing/2016/5/10/chartex" xmlns:cx5="http://schemas.microsoft.com/office/drawing/2016/5/11/chartex" xmlns:cx6="http://schemas.microsoft.com/office/drawing/2016/5/12/chartex" xmlns:cx7="http://schemas.microsoft.com/office/drawing/2016/5/13/chartex" xmlns:cx8="http://schemas.microsoft.com/office/drawing/2016/5/14/chartex" xmlns:mc="http://schemas.openxmlformats.org/markup-compatibility/2006" xmlns:aink="http://schemas.microsoft.com/office/drawing/2016/ink" xmlns:am3d="http://schemas.microsoft.com/office/drawing/2017/model3d" xmlns:o="urn:schemas-microsoft-com:office:office" xmlns:oel="http://schemas.microsoft.com/office/2019/extlst" xmlns:r="http://schemas.openxmlformats.org/officeDocument/2006/relationships" xmlns:m="http://schemas.openxmlformats.org/officeDocument/2006/math" xmlns:v="urn:schemas-microsoft-com:vml" xmlns:wp14="http://schemas.microsoft.com/office/word/2010/wordprocessingDrawing" xmlns:wp="http://schemas.openxmlformats.org/drawingml/2006/wordprocessingDrawing" xmlns:w10="urn:schemas-microsoft-com:office:word" xmlns:w="http://schemas.openxmlformats.org/wordprocessingml/2006/main" xmlns:w14="http://schemas.microsoft.com/office/word/2010/wordml" xmlns:w15="http://schemas.microsoft.com/office/word/2012/wordml" xmlns:w16cex="http://schemas.microsoft.com/office/word/2018/wordml/cex" xmlns:w16cid="http://schemas.microsoft.com/office/word/2016/wordml/cid" xmlns:w16="http://schemas.microsoft.com/office/word/2018/wordml" xmlns:w16sdtdh="http://schemas.microsoft.com/office/word/2020/wordml/sdtdatahash" xmlns:w16se="http://schemas.microsoft.com/office/word/2015/wordml/symex" xmlns:wpg="http://schemas.microsoft.com/office/word/2010/wordprocessingGroup" xmlns:wpi="http://schemas.microsoft.com/office/word/2010/wordprocessingInk" xmlns:wne="http://schemas.microsoft.com/office/word/2006/wordml" xmlns:wps="http://schemas.microsoft.com/office/word/2010/wordprocessingShape" mc:Ignorable="w14 w15 w16se w16cid w16 w16cex w16sdtdh wp14">
   <w:footnote w:type="separator" w:id="-1">
     <w:p>
       <w:pPr>
@@ -9474,7 +9432,7 @@
 </file>
 
 <file path=word/numbering.xml><?xml version="1.0" encoding="utf-8"?>
-<w:numbering xmlns:wpc="http://schemas.microsoft.com/office/word/2010/wordprocessingCanvas" xmlns:cx="http://schemas.microsoft.com/office/drawing/2014/chartex" xmlns:cx1="http://schemas.microsoft.com/office/drawing/2015/9/8/chartex" xmlns:cx2="http://schemas.microsoft.com/office/drawing/2015/10/21/chartex" xmlns:cx3="http://schemas.microsoft.com/office/drawing/2016/5/9/chartex" xmlns:cx4="http://schemas.microsoft.com/office/drawing/2016/5/10/chartex" xmlns:cx5="http://schemas.microsoft.com/office/drawing/2016/5/11/chartex" xmlns:cx6="http://schemas.microsoft.com/office/drawing/2016/5/12/chartex" xmlns:cx7="http://schemas.microsoft.com/office/drawing/2016/5/13/chartex" xmlns:cx8="http://schemas.microsoft.com/office/drawing/2016/5/14/chartex" xmlns:mc="http://schemas.openxmlformats.org/markup-compatibility/2006" xmlns:aink="http://schemas.microsoft.com/office/drawing/2016/ink" xmlns:am3d="http://schemas.microsoft.com/office/drawing/2017/model3d" xmlns:o="urn:schemas-microsoft-com:office:office" xmlns:r="http://schemas.openxmlformats.org/officeDocument/2006/relationships" xmlns:m="http://schemas.openxmlformats.org/officeDocument/2006/math" xmlns:v="urn:schemas-microsoft-com:vml" xmlns:wp14="http://schemas.microsoft.com/office/word/2010/wordprocessingDrawing" xmlns:wp="http://schemas.openxmlformats.org/drawingml/2006/wordprocessingDrawing" xmlns:w10="urn:schemas-microsoft-com:office:word" xmlns:w="http://schemas.openxmlformats.org/wordprocessingml/2006/main" xmlns:w14="http://schemas.microsoft.com/office/word/2010/wordml" xmlns:w15="http://schemas.microsoft.com/office/word/2012/wordml" xmlns:w16cex="http://schemas.microsoft.com/office/word/2018/wordml/cex" xmlns:w16cid="http://schemas.microsoft.com/office/word/2016/wordml/cid" xmlns:w16="http://schemas.microsoft.com/office/word/2018/wordml" xmlns:w16sdtdh="http://schemas.microsoft.com/office/word/2020/wordml/sdtdatahash" xmlns:w16se="http://schemas.microsoft.com/office/word/2015/wordml/symex" xmlns:wpg="http://schemas.microsoft.com/office/word/2010/wordprocessingGroup" xmlns:wpi="http://schemas.microsoft.com/office/word/2010/wordprocessingInk" xmlns:wne="http://schemas.microsoft.com/office/word/2006/wordml" xmlns:wps="http://schemas.microsoft.com/office/word/2010/wordprocessingShape" mc:Ignorable="w14 w15 w16se w16cid w16 w16cex w16sdtdh wp14">
+<w:numbering xmlns:wpc="http://schemas.microsoft.com/office/word/2010/wordprocessingCanvas" xmlns:cx="http://schemas.microsoft.com/office/drawing/2014/chartex" xmlns:cx1="http://schemas.microsoft.com/office/drawing/2015/9/8/chartex" xmlns:cx2="http://schemas.microsoft.com/office/drawing/2015/10/21/chartex" xmlns:cx3="http://schemas.microsoft.com/office/drawing/2016/5/9/chartex" xmlns:cx4="http://schemas.microsoft.com/office/drawing/2016/5/10/chartex" xmlns:cx5="http://schemas.microsoft.com/office/drawing/2016/5/11/chartex" xmlns:cx6="http://schemas.microsoft.com/office/drawing/2016/5/12/chartex" xmlns:cx7="http://schemas.microsoft.com/office/drawing/2016/5/13/chartex" xmlns:cx8="http://schemas.microsoft.com/office/drawing/2016/5/14/chartex" xmlns:mc="http://schemas.openxmlformats.org/markup-compatibility/2006" xmlns:aink="http://schemas.microsoft.com/office/drawing/2016/ink" xmlns:am3d="http://schemas.microsoft.com/office/drawing/2017/model3d" xmlns:o="urn:schemas-microsoft-com:office:office" xmlns:oel="http://schemas.microsoft.com/office/2019/extlst" xmlns:r="http://schemas.openxmlformats.org/officeDocument/2006/relationships" xmlns:m="http://schemas.openxmlformats.org/officeDocument/2006/math" xmlns:v="urn:schemas-microsoft-com:vml" xmlns:wp14="http://schemas.microsoft.com/office/word/2010/wordprocessingDrawing" xmlns:wp="http://schemas.openxmlformats.org/drawingml/2006/wordprocessingDrawing" xmlns:w10="urn:schemas-microsoft-com:office:word" xmlns:w="http://schemas.openxmlformats.org/wordprocessingml/2006/main" xmlns:w14="http://schemas.microsoft.com/office/word/2010/wordml" xmlns:w15="http://schemas.microsoft.com/office/word/2012/wordml" xmlns:w16cex="http://schemas.microsoft.com/office/word/2018/wordml/cex" xmlns:w16cid="http://schemas.microsoft.com/office/word/2016/wordml/cid" xmlns:w16="http://schemas.microsoft.com/office/word/2018/wordml" xmlns:w16sdtdh="http://schemas.microsoft.com/office/word/2020/wordml/sdtdatahash" xmlns:w16se="http://schemas.microsoft.com/office/word/2015/wordml/symex" xmlns:wpg="http://schemas.microsoft.com/office/word/2010/wordprocessingGroup" xmlns:wpi="http://schemas.microsoft.com/office/word/2010/wordprocessingInk" xmlns:wne="http://schemas.microsoft.com/office/word/2006/wordml" xmlns:wps="http://schemas.microsoft.com/office/word/2010/wordprocessingShape" mc:Ignorable="w14 w15 w16se w16cid w16 w16cex w16sdtdh wp14">
   <w:abstractNum w:abstractNumId="0" w15:restartNumberingAfterBreak="0">
     <w:nsid w:val="03C95ABE"/>
     <w:multiLevelType w:val="hybridMultilevel"/>
@@ -11071,52 +11029,52 @@
       </w:rPr>
     </w:lvl>
   </w:abstractNum>
-  <w:num w:numId="1">
+  <w:num w:numId="1" w16cid:durableId="1107459506">
     <w:abstractNumId w:val="7"/>
   </w:num>
-  <w:num w:numId="2">
+  <w:num w:numId="2" w16cid:durableId="1061295029">
     <w:abstractNumId w:val="5"/>
   </w:num>
-  <w:num w:numId="3">
+  <w:num w:numId="3" w16cid:durableId="751316421">
     <w:abstractNumId w:val="13"/>
   </w:num>
-  <w:num w:numId="4">
+  <w:num w:numId="4" w16cid:durableId="722411464">
     <w:abstractNumId w:val="0"/>
   </w:num>
-  <w:num w:numId="5">
+  <w:num w:numId="5" w16cid:durableId="1826429185">
     <w:abstractNumId w:val="12"/>
   </w:num>
-  <w:num w:numId="6">
+  <w:num w:numId="6" w16cid:durableId="223837250">
     <w:abstractNumId w:val="9"/>
   </w:num>
-  <w:num w:numId="7">
+  <w:num w:numId="7" w16cid:durableId="1878925452">
     <w:abstractNumId w:val="14"/>
   </w:num>
-  <w:num w:numId="8">
+  <w:num w:numId="8" w16cid:durableId="458961286">
     <w:abstractNumId w:val="6"/>
   </w:num>
-  <w:num w:numId="9">
+  <w:num w:numId="9" w16cid:durableId="767192789">
     <w:abstractNumId w:val="10"/>
   </w:num>
-  <w:num w:numId="10">
+  <w:num w:numId="10" w16cid:durableId="1230464080">
     <w:abstractNumId w:val="4"/>
   </w:num>
-  <w:num w:numId="11">
+  <w:num w:numId="11" w16cid:durableId="221213352">
     <w:abstractNumId w:val="2"/>
   </w:num>
-  <w:num w:numId="12">
+  <w:num w:numId="12" w16cid:durableId="1414427378">
     <w:abstractNumId w:val="15"/>
   </w:num>
-  <w:num w:numId="13">
+  <w:num w:numId="13" w16cid:durableId="508645071">
     <w:abstractNumId w:val="11"/>
   </w:num>
-  <w:num w:numId="14">
+  <w:num w:numId="14" w16cid:durableId="470707540">
     <w:abstractNumId w:val="8"/>
   </w:num>
-  <w:num w:numId="15">
+  <w:num w:numId="15" w16cid:durableId="630017191">
     <w:abstractNumId w:val="1"/>
   </w:num>
-  <w:num w:numId="16">
+  <w:num w:numId="16" w16cid:durableId="1388606356">
     <w:abstractNumId w:val="3"/>
   </w:num>
 </w:numbering>
